--- a/aula55/Guia Prático-55.docx
+++ b/aula55/Guia Prático-55.docx
@@ -4,6 +4,9 @@
   <w:body>
     <w:p>
       <w:r>
+        <w:t xml:space="preserve">                 </w:t>
+      </w:r>
+      <w:r>
         <w:t>Guia Prático: Aula 55</w:t>
       </w:r>
     </w:p>
@@ -7726,29 +7729,7 @@
           <w:szCs w:val="21"/>
           <w:bdr w:val="none" w:sz="0" w:space="0" w:color="auto" w:frame="1"/>
         </w:rPr>
-        <w:t>"</w:t>
-      </w:r>
-      <w:proofErr w:type="spellStart"/>
-      <w:r>
-        <w:rPr>
-          <w:rStyle w:val="hljs-string"/>
-          <w:color w:val="188038"/>
-          <w:sz w:val="21"/>
-          <w:szCs w:val="21"/>
-          <w:bdr w:val="none" w:sz="0" w:space="0" w:color="auto" w:frame="1"/>
-        </w:rPr>
-        <w:t>db_aula_pratica</w:t>
-      </w:r>
-      <w:proofErr w:type="spellEnd"/>
-      <w:r>
-        <w:rPr>
-          <w:rStyle w:val="hljs-string"/>
-          <w:color w:val="188038"/>
-          <w:sz w:val="21"/>
-          <w:szCs w:val="21"/>
-          <w:bdr w:val="none" w:sz="0" w:space="0" w:color="auto" w:frame="1"/>
-        </w:rPr>
-        <w:t>"</w:t>
+        <w:t>"db_aula_pratica"</w:t>
       </w:r>
       <w:r>
         <w:rPr>
